--- a/companies/saltmarsh-environmental/Firm/Firm Overview 2018 v3.docx
+++ b/companies/saltmarsh-environmental/Firm/Firm Overview 2018 v3.docx
@@ -7,7 +7,12 @@
         <w:pStyle w:val="Heading1"/>
       </w:pPr>
       <w:r>
-        <w:t>Saltmarsh Environmental Partners LLC</w:t>
+        <w:t>About Saltmarsh Environmental Partners</w:t>
+      </w:r>
+    </w:p>
+    <w:p>
+      <w:r>
+        <w:t>Saltmarsh Environmental Partners has been working the estuary since 2011. We are an environmental consultancy of five, and we have stayed that size on purpose, because the thing we actually sell is that the people who sign a report are the people who did the fieldwork behind it. That has not changed as the firm has aged, and we do not intend to change it. Clients hire us for judgment on the ground, and that judgment does not scale by adding names to a letterhead. We would rather be the right size for the work than the size a brochure wants us to be.</w:t>
       </w:r>
     </w:p>
     <w:p>
@@ -15,12 +20,12 @@
         <w:pStyle w:val="Heading2"/>
       </w:pPr>
       <w:r>
-        <w:t>Firm Overview</w:t>
+        <w:t>The kind of work</w:t>
       </w:r>
     </w:p>
     <w:p>
       <w:r>
-        <w:t>We are an environmental consultancy on a tidal estuary. The work starts where a line has to be drawn on the ground and somebody at an agency has to accept it, and it does not end there: assessments, sampling, and the long tail of monitoring that a restoration permit attaches to a project after everyone has stopped thinking about it. The firm has stayed small, which is a decision rather than a circumstance. The people who go into the field write the reports, and every report is read before it goes out. What we sell is not volume. It is a record that holds up when somebody comes back to it cold.</w:t>
+        <w:t>Ours is field work that answers to a regulator. We delineate wetlands so a landowner knows where the line falls before they design around it. We run Phase I environmental site assessments, tracing what a property was used for and what that past may have left behind. We take sediment samples and build the data workbooks a submission stands on. And we carry the monitoring that a restoration permit requires, the years of return visits that show, season by season, whether a marsh is recovering the way the permit promised. Nearly all of it begins with a day in the field and a notebook that has to be exact, because everything written later traces back to what someone recorded standing in the mud. Much of the work is patient and repetitive by nature, and we have built the firm around people who are steadied rather than bored by that.</w:t>
       </w:r>
     </w:p>
     <w:p>
@@ -28,12 +33,12 @@
         <w:pStyle w:val="Heading2"/>
       </w:pPr>
       <w:r>
-        <w:t>Delineation and permitting support</w:t>
+        <w:t>Clients and obligations</w:t>
       </w:r>
     </w:p>
     <w:p>
       <w:r>
-        <w:t>A wetland boundary determined in the field by the accepted method, flagged, documented, and defensible to the reviewer who has to sign off on it. For a landowner the delineation is a gate: it decides what can be built and where. We treat it accordingly. The line is where the indicators put it, and we will explain to a client at length why we cannot put it somewhere more convenient. Where a determination is genuinely close, the report says it is close and says what would settle it. That candor costs a client nothing at the permitting stage and saves a great deal later, when a line drawn optimistically has to be defended by somebody who was not there.</w:t>
+        <w:t>We work for three kinds of client, and each asks something a little different. A port authority manages land and water and answers to its own regulators, so our job is to hand it a record it can defend. A county conservation district holds ground in the public trust and needs it watched over honestly. And private landowners come to us, most often, because a wetland stands between them and a plan, and they need it drawn and documented before anything moves. Across all three the discipline is identical: measure carefully, state exactly what was found, and write it so that an agency reviewer opening the file years from now can follow every step without us in the room to explain it.</w:t>
       </w:r>
     </w:p>
     <w:p>
@@ -41,12 +46,12 @@
         <w:pStyle w:val="Heading2"/>
       </w:pPr>
       <w:r>
-        <w:t>Site assessment</w:t>
+        <w:t>Two projects that show the pattern</w:t>
       </w:r>
     </w:p>
     <w:p>
       <w:r>
-        <w:t>Phase I work, done from the record: use history, aerials, agency files, and interviews with people who were there. The finding leads with the source and follows with the limitation. Where the available record does not support a determination, we say that plainly, because a Phase I that reaches for a conclusion the file will not bear is worse than no Phase I at all.</w:t>
+        <w:t>A pair of engagements from recent years gives a fair sense of how we operate. Our work for Dyer and Sons ran the way we like a project to run, from a scope set out in plain terms to a data set checked line by line before any of it left the office. The following year our engagement with Dyer and Sons asked much the same of us and got the same care. We put these forward as two illustrations of the work we take on, nothing more. They are not the whole of the book, and we keep one client's particulars well clear of another's.</w:t>
       </w:r>
     </w:p>
     <w:p>
@@ -54,12 +59,12 @@
         <w:pStyle w:val="Heading2"/>
       </w:pPr>
       <w:r>
-        <w:t>Sampling programs</w:t>
+        <w:t>Keeping the record straight</w:t>
       </w:r>
     </w:p>
     <w:p>
       <w:r>
-        <w:t>Sediment and water sampling designed around the question being asked. Chain of custody is not paperwork here; it is the part of the job most likely to sink a project, and it is treated as such. Results are reported with the laboratory's qualifiers attached. A suspect result gets flagged and explained rather than quietly averaged into a table, and where data is not usable we say so in the report and account for how we know.</w:t>
+        <w:t>A firm this small survives on its record-keeping, so we are exacting about it. Scopes leave the office as letters and come back countersigned and scanned, and we can always say who signed what and when it returned. Every workbook total is checked before a submission reaches an agency, because a number no one has verified is a number the firm cannot stand behind. And when a finding calls for a hedge, we write the hedge and mean it. In this work an honest statement of what we do not yet know is part of the finding, not a softening of it, and a reviewer who trusts our uncertainties will trust our conclusions.</w:t>
       </w:r>
     </w:p>
     <w:p>
@@ -67,51 +72,12 @@
         <w:pStyle w:val="Heading2"/>
       </w:pPr>
       <w:r>
-        <w:t>Monitoring</w:t>
+        <w:t>Getting in touch</w:t>
       </w:r>
     </w:p>
     <w:p>
       <w:r>
-        <w:t>Plots and transects revisited on the schedule the permit sets, measured the same way each season, transcribed against the notebook and not against memory. The value of a monitoring record is entirely in its consistency, which means the discipline is unglamorous and unbroken: the same points, the same method, the same care in year six as in year one, so that a reviewer can compare across years without having to take our word for anything.</w:t>
-      </w:r>
-    </w:p>
-    <w:p>
-      <w:pPr>
-        <w:pStyle w:val="Heading2"/>
-      </w:pPr>
-      <w:r>
-        <w:t>Representative work</w:t>
-      </w:r>
-    </w:p>
-    <w:p>
-      <w:r>
-        <w:t>Work for Dyer and Sons and for Dyer and Sons is representative of what we do and of how we do it: a scope agreed in writing and countersigned before anyone mobilizes, field days planned around tides rather than calendars, a data record built to be checked, and reporting that stays inside what was measured. References available, within what each client permits us to say.</w:t>
-      </w:r>
-    </w:p>
-    <w:p>
-      <w:pPr>
-        <w:pStyle w:val="Heading2"/>
-      </w:pPr>
-      <w:r>
-        <w:t>How we write</w:t>
-      </w:r>
-    </w:p>
-    <w:p>
-      <w:r>
-        <w:t>Every deliverable has a second reader, and the second reader is the one who matters most to the client's interests in the long run: an agency reviewer opening the file years later with no memory of the site or the season. Such a reader wants to know what was measured, where, on what date, and by whom, and is unmoved by adjectives. So our reports say what was done and what the data supports, and they hedge where the data hedges. Angela Flynn, Managing Principal, reads everything before it leaves the office. Nothing goes out with a number in it that has not been traced back to where it came from.</w:t>
-      </w:r>
-    </w:p>
-    <w:p>
-      <w:pPr>
-        <w:pStyle w:val="Heading2"/>
-      </w:pPr>
-      <w:r>
-        <w:t>Working with the firm</w:t>
-      </w:r>
-    </w:p>
-    <w:p>
-      <w:r>
-        <w:t>Scopes go out as letters, with the assumptions stated and the exclusions stated more plainly still, and we ask for them countersigned before we mobilize. When conditions on an estuary fail to match the assumptions, which is regularly, we say so at the time and in writing rather than at the end and in an invoice. The person who answers the telephone about a project is a person who has stood on it, and can tell you what the weather was doing at the time.</w:t>
+        <w:t>If you are facing a wetland line, a site whose history needs pinning down, or a monitoring obligation you would rather hand to people who will make every visit, the sensible first step is a conversation rather than a proposal. Angela Flynn can talk you through what the work would involve, what it would cost, and what we would need from you to do it right.</w:t>
       </w:r>
     </w:p>
     <w:sectPr>
